--- a/paper/MLADS_AGENT_Submission.docx
+++ b/paper/MLADS_AGENT_Submission.docx
@@ -850,7 +850,7 @@
           <w:rFonts w:eastAsia="Calibri" w:cs="Calibri"/>
           <w:color w:val="000000" w:themeColor="text1"/>
         </w:rPr>
-        <w:t xml:space="preserve">The formal analysis states when an IMPOSSIBLE result rules out success for the task as described. Reachability refutations (a missing tool, a guard that never holds, a goal atom no tool establishes) are covered by a machine-checked abstraction theorem; protocol refutations (an unobserved choice, a non-conforming role) refute the declared workflow, not every alternative, and are reported as such. Selected results are machine-checked, the whole application is not; the supplement [11] gives the proofs and which result covers each verdict.</w:t>
+        <w:t xml:space="preserve">The formal analysis states when an IMPOSSIBLE result rules out success for the task as described. Reachability refutations (a missing tool, a guard that never holds, a goal atom no tool establishes) are covered by a machine-checked abstraction theorem, instantiated to the checker's symbolic state by a lemma mechanized for a shallow embedding of the state logic; protocol refutations (an unobserved choice, a non-conforming role) refute the declared workflow, not every alternative, and are reported as such. Selected results are machine-checked, the whole application is not; the supplement [11] gives the proofs and which result covers each verdict.</w:t>
       </w:r>
     </w:p>
     <w:p>
